--- a/docs/pitch/Acheron_Validation_Proposal.docx
+++ b/docs/pitch/Acheron_Validation_Proposal.docx
@@ -2664,15 +2664,15 @@
         <w:spacing w:after="160" w:before="360"/>
       </w:pPr>
       <w:r>
-        <w:t xml:space="preserve">7. Requested Partnerships</w:t>
-      </w:r>
-    </w:p>
-    <w:p>
-      <w:pPr>
-        <w:spacing w:after="160"/>
-      </w:pPr>
-      <w:r>
-        <w:t xml:space="preserve">The specific expertise this project needs is split across a small number of groups whose own published work this proposal builds directly on:</w:t>
+        <w:t xml:space="preserve">7. Expertise This Project Draws On</w:t>
+      </w:r>
+    </w:p>
+    <w:p>
+      <w:pPr>
+        <w:spacing w:after="160"/>
+      </w:pPr>
+      <w:r>
+        <w:t xml:space="preserve">The proposed experiments are designed around published methods from a small number of specialties. For orientation, not as an exclusive list, the kind of expertise involved:</w:t>
       </w:r>
     </w:p>
     <w:p>
@@ -2685,7 +2685,7 @@
         <w:spacing w:after="100"/>
       </w:pPr>
       <w:r>
-        <w:t xml:space="preserve">Long-range bacterial electrical signaling — the Süel lab (UC San Diego), authors of the biofilm potassium-wave signaling work this proposal's Stage 0 design depends on.</w:t>
+        <w:t xml:space="preserve">Long-range bacterial electrical signaling (the biofilm potassium-wave mechanism the Stage 0 design depends on).</w:t>
       </w:r>
     </w:p>
     <w:p>
@@ -2698,7 +2698,7 @@
         <w:spacing w:after="100"/>
       </w:pPr>
       <w:r>
-        <w:t xml:space="preserve">Bacillus subtilis synthetic biology parts — the Mascher/Radeck group (LMU Munich / TU Dresden), originators of the Bacillus BioBrick Box used in the circuit design.</w:t>
+        <w:t xml:space="preserve">Bacillus subtilis synthetic biology parts (the characterized promoter library used in the circuit design).</w:t>
       </w:r>
     </w:p>
     <w:p>
@@ -2711,15 +2711,15 @@
         <w:spacing w:after="100"/>
       </w:pPr>
       <w:r>
-        <w:t xml:space="preserve">Bioelectric regeneration — the Levin Lab (Tufts) and the Wyss Institute (Harvard), for the Stage 2 planarian track. Note: a freedom-to-operate review relative to Levin-lab-adjacent commercial IP (Morphoceuticals) is an open internal item to resolve before this track proceeds to partnership discussions.</w:t>
-      </w:r>
-    </w:p>
-    <w:p>
-      <w:pPr>
-        <w:spacing w:after="160"/>
-      </w:pPr>
-      <w:r>
-        <w:t xml:space="preserve">We are seeking either direct collaboration (data + credibility in exchange for facilities and expertise) or funding earmarked specifically for Stage 0 and Stage 1, run through an academic core facility or contract research partner.</w:t>
+        <w:t xml:space="preserve">Bioelectric regeneration in a whole organism, for the Stage 2 planarian track.</w:t>
+      </w:r>
+    </w:p>
+    <w:p>
+      <w:pPr>
+        <w:spacing w:after="160"/>
+      </w:pPr>
+      <w:r>
+        <w:t xml:space="preserve">We are open to direct collaboration (data and credibility in exchange for facilities and expertise), funding earmarked for specific stages, or a combination of both — structured however best fits the funding source.</w:t>
       </w:r>
     </w:p>
     <w:p>
@@ -2763,7 +2763,7 @@
       <w:r>
         <w:t xml:space="preserve">Manicka, S. &amp; Levin, M. (2019). Modeling somatic computation with non-neural bioelectric networks. Scientific Reports, 9, 18612. </w:t>
       </w:r>
-      <w:hyperlink w:history="1" r:id="rIdp0ujvavhqqba--fwxki3n">
+      <w:hyperlink w:history="1" r:id="rIdqcf1vricamuuztoc7-kng">
         <w:r>
           <w:rPr>
             <w:rStyle w:val="Hyperlink"/>
@@ -2782,7 +2782,7 @@
       <w:r>
         <w:t xml:space="preserve">Mathews, J. &amp; Levin, M. (2016). Gap junctional signaling in pattern regulation: Physiological network connectivity instructs growth and form. Developmental Neurobiology, 77, 643–673. </w:t>
       </w:r>
-      <w:hyperlink w:history="1" r:id="rId6dd1e3mtqmpifopbzwmb5">
+      <w:hyperlink w:history="1" r:id="rIdqehstptlxtrifcn759nyu">
         <w:r>
           <w:rPr>
             <w:rStyle w:val="Hyperlink"/>
@@ -2801,7 +2801,7 @@
       <w:r>
         <w:t xml:space="preserve">Grodstein, J. &amp; Levin, M. (2022). A Computational Approach to Explaining Bioelectrically Induced Persistent, Stochastic Changes of Axial Polarity in Planarian Regeneration. Bioelectricity, 4(1), 18–30. </w:t>
       </w:r>
-      <w:hyperlink w:history="1" r:id="rIdqv9cfirpi6nh2pm26ynd1">
+      <w:hyperlink w:history="1" r:id="rId5uoz1mwqwvwvv2mbd1xjz">
         <w:r>
           <w:rPr>
             <w:rStyle w:val="Hyperlink"/>
@@ -2820,7 +2820,7 @@
       <w:r>
         <w:t xml:space="preserve">Adams, D.S., Tseng, A.S. &amp; Levin, M. (2013). Light-activation of the Archaerhodopsin H+-pump reverses age-dependent loss of vertebrate regeneration. Biology Open, 2(3), 306–313. </w:t>
       </w:r>
-      <w:hyperlink w:history="1" r:id="rIdwslo42g8jzimoryxpluhh">
+      <w:hyperlink w:history="1" r:id="rIdwjzyzqy0wtpnko2hongzs">
         <w:r>
           <w:rPr>
             <w:rStyle w:val="Hyperlink"/>
@@ -2839,7 +2839,7 @@
       <w:r>
         <w:t xml:space="preserve">Samarasinghe, S. (2022). Collective computational intelligence in biology – Emergence of memory in somatic tissues. Biosystems, 223, 104816. </w:t>
       </w:r>
-      <w:hyperlink w:history="1" r:id="rId0uuzdfrq7_ac-dynuvro_">
+      <w:hyperlink w:history="1" r:id="rId9jin3wrr10hkrpm7b5ope">
         <w:r>
           <w:rPr>
             <w:rStyle w:val="Hyperlink"/>
@@ -2858,7 +2858,7 @@
       <w:r>
         <w:t xml:space="preserve">Gardner, T.S., Cantor, C.R. &amp; Collins, J.J. (2000). Construction of a genetic toggle switch in Escherichia coli. Nature, 403, 339–342. </w:t>
       </w:r>
-      <w:hyperlink w:history="1" r:id="rIdik088tpt9f8ml-htisp7s">
+      <w:hyperlink w:history="1" r:id="rIdoc2pgvtk_miozmbw7egu_">
         <w:r>
           <w:rPr>
             <w:rStyle w:val="Hyperlink"/>
@@ -2877,7 +2877,7 @@
       <w:r>
         <w:t xml:space="preserve">Prindle, A. et al. (2015). Ion channels enable electrical communication in bacterial communities. Nature, 527, 59–63. </w:t>
       </w:r>
-      <w:hyperlink w:history="1" r:id="rIdlstumnwmj2_wkkb7qet4l">
+      <w:hyperlink w:history="1" r:id="rIdezdxfg84qbaeyuwuqsgvn">
         <w:r>
           <w:rPr>
             <w:rStyle w:val="Hyperlink"/>
@@ -2896,7 +2896,7 @@
       <w:r>
         <w:t xml:space="preserve">Humphries, J. et al. (2017). Species-Independent Attraction to Biofilms through Electrical Signaling. Cell, 168(1-2), 200–209. </w:t>
       </w:r>
-      <w:hyperlink w:history="1" r:id="rIduqp0xdcsj2cnkpkrqi4uk">
+      <w:hyperlink w:history="1" r:id="rIdhzkltuvry3ub0k2wmo_st">
         <w:r>
           <w:rPr>
             <w:rStyle w:val="Hyperlink"/>
@@ -2915,7 +2915,7 @@
       <w:r>
         <w:t xml:space="preserve">Radeck, J. et al. (2013). The Bacillus BioBrick Box: generation and evaluation of essential genetic building blocks for standardized work with Bacillus subtilis. Journal of Biological Engineering, 7, 29. </w:t>
       </w:r>
-      <w:hyperlink w:history="1" r:id="rIdwfaegr7ax9wravxjrvlad">
+      <w:hyperlink w:history="1" r:id="rIdh-lljsguj8cjhaadqnerk">
         <w:r>
           <w:rPr>
             <w:rStyle w:val="Hyperlink"/>
@@ -2934,7 +2934,7 @@
       <w:r>
         <w:t xml:space="preserve">Radeck, J. et al. (2017). The Bacillus BioBrick Box 2.0: expanding the genetic toolbox for the standardized work with Bacillus subtilis. Scientific Reports, 7, 15058. </w:t>
       </w:r>
-      <w:hyperlink w:history="1" r:id="rIdbsgw-ozdivwqosetj5hyk">
+      <w:hyperlink w:history="1" r:id="rIdergm8fha3kqdetwxh_lua">
         <w:r>
           <w:rPr>
             <w:rStyle w:val="Hyperlink"/>

--- a/docs/pitch/Acheron_Validation_Proposal.docx
+++ b/docs/pitch/Acheron_Validation_Proposal.docx
@@ -1951,6 +1951,19 @@
     </w:p>
     <w:p>
       <w:pPr>
+        <w:pStyle w:val="ListParagraph"/>
+        <w:numPr>
+          <w:ilvl w:val="0"/>
+          <w:numId w:val="2"/>
+        </w:numPr>
+        <w:spacing w:after="100"/>
+      </w:pPr>
+      <w:r>
+        <w:t xml:space="preserve">Claim C, readout timing: B. subtilis biofilms carry their own continuous potassium-wave signaling (Prindle et al., Nature 2015), unrelated to anything this project builds. A follow-up simulation found that this native oscillation can collapse a single electrical impedance reading of the Claim B voltage bit toward a coin flip, even while the underlying genetic circuit stays fully correct, unless the reading is integrated over close to a full oscillation cycle (roughly three hours). This does not rule out an impedance-based readout, it narrows its real advantage to repeated, non-destructive measurement over a long window rather than a single fast sweep, and it argues for validating Claim A first with the simple reporter assay Stage 0 already proposes, before committing wet-lab time to the harder electrical readout in Claim B.</w:t>
+      </w:r>
+    </w:p>
+    <w:p>
+      <w:pPr>
         <w:spacing w:after="160"/>
       </w:pPr>
       <w:r>
@@ -2652,31 +2665,6 @@
     </w:p>
     <w:p>
       <w:pPr>
-        <w:spacing w:after="160"/>
-      </w:pPr>
-      <w:r>
-        <w:t xml:space="preserve">This section is included deliberately. A funding request that only lists what could go right is a weaker basis for a scientific partnership than one that shows the reviewer we've already tried to break our own idea.</w:t>
-      </w:r>
-    </w:p>
-    <w:p>
-      <w:pPr>
-        <w:pStyle w:val="Heading1"/>
-        <w:spacing w:after="160" w:before="360"/>
-      </w:pPr>
-      <w:r>
-        <w:t xml:space="preserve">7. Expertise This Project Draws On</w:t>
-      </w:r>
-    </w:p>
-    <w:p>
-      <w:pPr>
-        <w:spacing w:after="160"/>
-      </w:pPr>
-      <w:r>
-        <w:t xml:space="preserve">The proposed experiments are designed around published methods from a small number of specialties. For orientation, not as an exclusive list, the kind of expertise involved:</w:t>
-      </w:r>
-    </w:p>
-    <w:p>
-      <w:pPr>
         <w:pStyle w:val="ListParagraph"/>
         <w:numPr>
           <w:ilvl w:val="0"/>
@@ -2685,7 +2673,32 @@
         <w:spacing w:after="100"/>
       </w:pPr>
       <w:r>
-        <w:t xml:space="preserve">Long-range bacterial electrical signaling (the biofilm potassium-wave mechanism the Stage 0 design depends on).</w:t>
+        <w:t xml:space="preserve">That a single electrical impedance reading of a voltage-encoded bit survives the biofilm's own native potassium-wave signaling, our own follow-up simulation found it does not, at realistic sweep durations, unless the reading is integrated over close to a full oscillation cycle.</w:t>
+      </w:r>
+    </w:p>
+    <w:p>
+      <w:pPr>
+        <w:spacing w:after="160"/>
+      </w:pPr>
+      <w:r>
+        <w:t xml:space="preserve">This section is included deliberately. A funding request that only lists what could go right is a weaker basis for a scientific partnership than one that shows the reviewer we've already tried to break our own idea.</w:t>
+      </w:r>
+    </w:p>
+    <w:p>
+      <w:pPr>
+        <w:pStyle w:val="Heading1"/>
+        <w:spacing w:after="160" w:before="360"/>
+      </w:pPr>
+      <w:r>
+        <w:t xml:space="preserve">7. Expertise This Project Draws On</w:t>
+      </w:r>
+    </w:p>
+    <w:p>
+      <w:pPr>
+        <w:spacing w:after="160"/>
+      </w:pPr>
+      <w:r>
+        <w:t xml:space="preserve">The proposed experiments are designed around published methods from a small number of specialties. For orientation, not as an exclusive list, the kind of expertise involved:</w:t>
       </w:r>
     </w:p>
     <w:p>
@@ -2698,7 +2711,7 @@
         <w:spacing w:after="100"/>
       </w:pPr>
       <w:r>
-        <w:t xml:space="preserve">Bacillus subtilis synthetic biology parts (the characterized promoter library used in the circuit design).</w:t>
+        <w:t xml:space="preserve">Long-range bacterial electrical signaling (the biofilm potassium-wave mechanism the Stage 0 design depends on).</w:t>
       </w:r>
     </w:p>
     <w:p>
@@ -2711,6 +2724,19 @@
         <w:spacing w:after="100"/>
       </w:pPr>
       <w:r>
+        <w:t xml:space="preserve">Bacillus subtilis synthetic biology parts (the characterized promoter library used in the circuit design).</w:t>
+      </w:r>
+    </w:p>
+    <w:p>
+      <w:pPr>
+        <w:pStyle w:val="ListParagraph"/>
+        <w:numPr>
+          <w:ilvl w:val="0"/>
+          <w:numId w:val="2"/>
+        </w:numPr>
+        <w:spacing w:after="100"/>
+      </w:pPr>
+      <w:r>
         <w:t xml:space="preserve">Bioelectric regeneration in a whole organism, for the Stage 2 planarian track.</w:t>
       </w:r>
     </w:p>
@@ -2758,10 +2784,7 @@
         <w:spacing w:after="160"/>
       </w:pPr>
       <w:r>
-        <w:t xml:space="preserve">1. </w:t>
-      </w:r>
-      <w:r>
-        <w:t xml:space="preserve">Manicka, S. &amp; Levin, M. (2019). Modeling somatic computation with non-neural bioelectric networks. Scientific Reports, 9, 18612. </w:t>
+        <w:t xml:space="preserve">1. Manicka, S. &amp; Levin, M. (2019). Modeling somatic computation with non-neural bioelectric networks. Scientific Reports, 9, 18612. </w:t>
       </w:r>
       <w:hyperlink w:history="1" r:id="rIdqcf1vricamuuztoc7-kng">
         <w:r>
@@ -2777,10 +2800,7 @@
         <w:spacing w:after="160"/>
       </w:pPr>
       <w:r>
-        <w:t xml:space="preserve">2. </w:t>
-      </w:r>
-      <w:r>
-        <w:t xml:space="preserve">Mathews, J. &amp; Levin, M. (2016). Gap junctional signaling in pattern regulation: Physiological network connectivity instructs growth and form. Developmental Neurobiology, 77, 643–673. </w:t>
+        <w:t xml:space="preserve">2. Mathews, J. &amp; Levin, M. (2016). Gap junctional signaling in pattern regulation: Physiological network connectivity instructs growth and form. Developmental Neurobiology, 77, 643–673. </w:t>
       </w:r>
       <w:hyperlink w:history="1" r:id="rIdqehstptlxtrifcn759nyu">
         <w:r>
@@ -2796,10 +2816,7 @@
         <w:spacing w:after="160"/>
       </w:pPr>
       <w:r>
-        <w:t xml:space="preserve">3. </w:t>
-      </w:r>
-      <w:r>
-        <w:t xml:space="preserve">Grodstein, J. &amp; Levin, M. (2022). A Computational Approach to Explaining Bioelectrically Induced Persistent, Stochastic Changes of Axial Polarity in Planarian Regeneration. Bioelectricity, 4(1), 18–30. </w:t>
+        <w:t xml:space="preserve">3. Grodstein, J. &amp; Levin, M. (2022). A Computational Approach to Explaining Bioelectrically Induced Persistent, Stochastic Changes of Axial Polarity in Planarian Regeneration. Bioelectricity, 4(1), 18–30. </w:t>
       </w:r>
       <w:hyperlink w:history="1" r:id="rId5uoz1mwqwvwvv2mbd1xjz">
         <w:r>
@@ -2815,10 +2832,7 @@
         <w:spacing w:after="160"/>
       </w:pPr>
       <w:r>
-        <w:t xml:space="preserve">4. </w:t>
-      </w:r>
-      <w:r>
-        <w:t xml:space="preserve">Adams, D.S., Tseng, A.S. &amp; Levin, M. (2013). Light-activation of the Archaerhodopsin H+-pump reverses age-dependent loss of vertebrate regeneration. Biology Open, 2(3), 306–313. </w:t>
+        <w:t xml:space="preserve">4. Adams, D.S., Tseng, A.S. &amp; Levin, M. (2013). Light-activation of the Archaerhodopsin H+-pump reverses age-dependent loss of vertebrate regeneration. Biology Open, 2(3), 306–313. </w:t>
       </w:r>
       <w:hyperlink w:history="1" r:id="rIdwjzyzqy0wtpnko2hongzs">
         <w:r>
@@ -2834,10 +2848,7 @@
         <w:spacing w:after="160"/>
       </w:pPr>
       <w:r>
-        <w:t xml:space="preserve">5. </w:t>
-      </w:r>
-      <w:r>
-        <w:t xml:space="preserve">Samarasinghe, S. (2022). Collective computational intelligence in biology – Emergence of memory in somatic tissues. Biosystems, 223, 104816. </w:t>
+        <w:t xml:space="preserve">5. Samarasinghe, S. (2022). Collective computational intelligence in biology – Emergence of memory in somatic tissues. Biosystems, 223, 104816. </w:t>
       </w:r>
       <w:hyperlink w:history="1" r:id="rId9jin3wrr10hkrpm7b5ope">
         <w:r>
@@ -2853,10 +2864,7 @@
         <w:spacing w:after="160"/>
       </w:pPr>
       <w:r>
-        <w:t xml:space="preserve">6. </w:t>
-      </w:r>
-      <w:r>
-        <w:t xml:space="preserve">Gardner, T.S., Cantor, C.R. &amp; Collins, J.J. (2000). Construction of a genetic toggle switch in Escherichia coli. Nature, 403, 339–342. </w:t>
+        <w:t xml:space="preserve">6. Gardner, T.S., Cantor, C.R. &amp; Collins, J.J. (2000). Construction of a genetic toggle switch in Escherichia coli. Nature, 403, 339–342. </w:t>
       </w:r>
       <w:hyperlink w:history="1" r:id="rIdoc2pgvtk_miozmbw7egu_">
         <w:r>
@@ -2872,10 +2880,7 @@
         <w:spacing w:after="160"/>
       </w:pPr>
       <w:r>
-        <w:t xml:space="preserve">7. </w:t>
-      </w:r>
-      <w:r>
-        <w:t xml:space="preserve">Prindle, A. et al. (2015). Ion channels enable electrical communication in bacterial communities. Nature, 527, 59–63. </w:t>
+        <w:t xml:space="preserve">7. Prindle, A. et al. (2015). Ion channels enable electrical communication in bacterial communities. Nature, 527, 59–63. </w:t>
       </w:r>
       <w:hyperlink w:history="1" r:id="rIdezdxfg84qbaeyuwuqsgvn">
         <w:r>
@@ -2891,10 +2896,7 @@
         <w:spacing w:after="160"/>
       </w:pPr>
       <w:r>
-        <w:t xml:space="preserve">8. </w:t>
-      </w:r>
-      <w:r>
-        <w:t xml:space="preserve">Humphries, J. et al. (2017). Species-Independent Attraction to Biofilms through Electrical Signaling. Cell, 168(1-2), 200–209. </w:t>
+        <w:t xml:space="preserve">8. Humphries, J. et al. (2017). Species-Independent Attraction to Biofilms through Electrical Signaling. Cell, 168(1-2), 200–209. </w:t>
       </w:r>
       <w:hyperlink w:history="1" r:id="rIdhzkltuvry3ub0k2wmo_st">
         <w:r>
@@ -2910,10 +2912,7 @@
         <w:spacing w:after="160"/>
       </w:pPr>
       <w:r>
-        <w:t xml:space="preserve">9. </w:t>
-      </w:r>
-      <w:r>
-        <w:t xml:space="preserve">Radeck, J. et al. (2013). The Bacillus BioBrick Box: generation and evaluation of essential genetic building blocks for standardized work with Bacillus subtilis. Journal of Biological Engineering, 7, 29. </w:t>
+        <w:t xml:space="preserve">9. Radeck, J. et al. (2013). The Bacillus BioBrick Box: generation and evaluation of essential genetic building blocks for standardized work with Bacillus subtilis. Journal of Biological Engineering, 7, 29. </w:t>
       </w:r>
       <w:hyperlink w:history="1" r:id="rIdh-lljsguj8cjhaadqnerk">
         <w:r>
@@ -2929,10 +2928,7 @@
         <w:spacing w:after="160"/>
       </w:pPr>
       <w:r>
-        <w:t xml:space="preserve">10. </w:t>
-      </w:r>
-      <w:r>
-        <w:t xml:space="preserve">Radeck, J. et al. (2017). The Bacillus BioBrick Box 2.0: expanding the genetic toolbox for the standardized work with Bacillus subtilis. Scientific Reports, 7, 15058. </w:t>
+        <w:t xml:space="preserve">10. Radeck, J. et al. (2017). The Bacillus BioBrick Box 2.0: expanding the genetic toolbox for the standardized work with Bacillus subtilis. Scientific Reports, 7, 15058. </w:t>
       </w:r>
       <w:hyperlink w:history="1" r:id="rIdergm8fha3kqdetwxh_lua">
         <w:r>
